--- a/Резюме-Полуянов.docx
+++ b/Резюме-Полуянов.docx
@@ -311,7 +311,6 @@
           <w:bCs/>
           <w:sz w:val="24"/>
           <w:szCs w:val="24"/>
-          <w:lang w:val="en-US"/>
         </w:rPr>
         <w:t xml:space="preserve">, </w:t>
       </w:r>
@@ -370,23 +369,46 @@
           <w:szCs w:val="24"/>
           <w:lang w:val="en-US"/>
         </w:rPr>
-        <w:t>Docker, PostgreSQL</w:t>
+        <w:t xml:space="preserve">Git, </w:t>
+      </w:r>
+      <w:r>
+        <w:rPr>
+          <w:b/>
+          <w:bCs/>
+          <w:sz w:val="24"/>
+          <w:szCs w:val="24"/>
+          <w:lang w:val="en-US"/>
+        </w:rPr>
+        <w:t>Docker</w:t>
+      </w:r>
+      <w:r>
+        <w:rPr>
+          <w:b/>
+          <w:bCs/>
+          <w:sz w:val="24"/>
+          <w:szCs w:val="24"/>
+        </w:rPr>
+        <w:t xml:space="preserve">, </w:t>
+      </w:r>
+      <w:r>
+        <w:rPr>
+          <w:b/>
+          <w:bCs/>
+          <w:sz w:val="24"/>
+          <w:szCs w:val="24"/>
+          <w:lang w:val="en-US"/>
+        </w:rPr>
+        <w:t>PostgreSQL</w:t>
       </w:r>
     </w:p>
     <w:p>
       <w:pPr>
         <w:pStyle w:val="1"/>
-        <w:rPr>
-          <w:lang w:val="en-US"/>
-        </w:rPr>
       </w:pPr>
       <w:r>
         <w:t>Обучающие</w:t>
       </w:r>
       <w:r>
-        <w:rPr>
-          <w:lang w:val="en-US"/>
-        </w:rPr>
         <w:t xml:space="preserve"> </w:t>
       </w:r>
       <w:r>
@@ -736,10 +758,7 @@
         <w:t>Хакатон Мэра Москвы “ЛЦТ 2025”</w:t>
       </w:r>
       <w:r>
-        <w:t xml:space="preserve"> - </w:t>
-      </w:r>
-      <w:r>
-        <w:t>Сервис для отслеживания динамики клиентских настроений и проблем по конкретным банковским продуктам в режиме реального времени</w:t>
+        <w:t xml:space="preserve"> - Сервис для отслеживания динамики клиентских настроений и проблем по конкретным банковским продуктам в режиме реального времени</w:t>
       </w:r>
     </w:p>
     <w:p>
@@ -790,16 +809,46 @@
     <w:p>
       <w:pPr>
         <w:spacing w:after="120"/>
-        <w:rPr>
+      </w:pPr>
+      <w:r>
+        <w:rPr>
+          <w:b/>
+          <w:bCs/>
+        </w:rPr>
+        <w:t>Кейс-чемпионат “</w:t>
+      </w:r>
+      <w:r>
+        <w:rPr>
+          <w:b/>
+          <w:bCs/>
           <w:lang w:val="en-US"/>
         </w:rPr>
-      </w:pPr>
-      <w:r>
-        <w:rPr>
-          <w:b/>
-          <w:bCs/>
-        </w:rPr>
-        <w:t>Кейс-чемпионат “</w:t>
+        <w:t>MIR</w:t>
+      </w:r>
+      <w:r>
+        <w:rPr>
+          <w:b/>
+          <w:bCs/>
+        </w:rPr>
+        <w:t xml:space="preserve">” </w:t>
+      </w:r>
+      <w:r>
+        <w:t xml:space="preserve">– </w:t>
+      </w:r>
+      <w:r>
+        <w:t>Автоматизирование нефинансовой отчетности компании</w:t>
+      </w:r>
+    </w:p>
+    <w:p>
+      <w:pPr>
+        <w:spacing w:after="120"/>
+      </w:pPr>
+      <w:r>
+        <w:rPr>
+          <w:b/>
+          <w:bCs/>
+        </w:rPr>
+        <w:t xml:space="preserve">Хакатон от </w:t>
       </w:r>
       <w:r>
         <w:rPr>
@@ -807,20 +856,55 @@
           <w:bCs/>
           <w:lang w:val="en-US"/>
         </w:rPr>
-        <w:t>MIR</w:t>
-      </w:r>
-      <w:r>
-        <w:rPr>
-          <w:b/>
-          <w:bCs/>
-        </w:rPr>
-        <w:t xml:space="preserve">” </w:t>
-      </w:r>
-      <w:r>
-        <w:t xml:space="preserve">– </w:t>
-      </w:r>
-      <w:r>
-        <w:t>Автоматизирование нефинансовой отчетности компании</w:t>
+        <w:t>MAX</w:t>
+      </w:r>
+      <w:r>
+        <w:rPr>
+          <w:b/>
+          <w:bCs/>
+        </w:rPr>
+        <w:t xml:space="preserve"> и </w:t>
+      </w:r>
+      <w:r>
+        <w:rPr>
+          <w:b/>
+          <w:bCs/>
+          <w:lang w:val="en-US"/>
+        </w:rPr>
+        <w:t>VK</w:t>
+      </w:r>
+      <w:r>
+        <w:rPr>
+          <w:b/>
+          <w:bCs/>
+        </w:rPr>
+        <w:t xml:space="preserve"> </w:t>
+      </w:r>
+      <w:r>
+        <w:rPr>
+          <w:b/>
+          <w:bCs/>
+          <w:lang w:val="en-US"/>
+        </w:rPr>
+        <w:t>Education</w:t>
+      </w:r>
+      <w:r>
+        <w:t xml:space="preserve"> </w:t>
+      </w:r>
+      <w:r>
+        <w:t>–</w:t>
+      </w:r>
+      <w:r>
+        <w:t xml:space="preserve"> </w:t>
+      </w:r>
+      <w:r>
+        <w:t xml:space="preserve">создание чат-бота для мессенджера </w:t>
+      </w:r>
+      <w:r>
+        <w:rPr>
+          <w:lang w:val="en-US"/>
+        </w:rPr>
+        <w:t>MAX</w:t>
       </w:r>
     </w:p>
     <w:sectPr>
@@ -3043,6 +3127,7 @@
   <w:style w:type="character" w:default="1" w:styleId="a2">
     <w:name w:val="Default Paragraph Font"/>
     <w:uiPriority w:val="1"/>
+    <w:semiHidden/>
     <w:unhideWhenUsed/>
   </w:style>
   <w:style w:type="table" w:default="1" w:styleId="a3">
@@ -3935,9 +4020,11 @@
     <w:rsid w:val="001061C5"/>
     <w:rsid w:val="00107FF7"/>
     <w:rsid w:val="001C446D"/>
+    <w:rsid w:val="00550DA2"/>
     <w:rsid w:val="00746992"/>
     <w:rsid w:val="008F4A72"/>
     <w:rsid w:val="009272FD"/>
+    <w:rsid w:val="00A70946"/>
     <w:rsid w:val="00E42CDD"/>
     <w:rsid w:val="00E87EF4"/>
     <w:rsid w:val="00F52ACF"/>

--- a/Резюме-Полуянов.docx
+++ b/Резюме-Полуянов.docx
@@ -369,7 +369,16 @@
           <w:szCs w:val="24"/>
           <w:lang w:val="en-US"/>
         </w:rPr>
-        <w:t xml:space="preserve">Git, </w:t>
+        <w:t>Git</w:t>
+      </w:r>
+      <w:r>
+        <w:rPr>
+          <w:b/>
+          <w:bCs/>
+          <w:sz w:val="24"/>
+          <w:szCs w:val="24"/>
+        </w:rPr>
+        <w:t xml:space="preserve">, </w:t>
       </w:r>
       <w:r>
         <w:rPr>
@@ -809,6 +818,9 @@
     <w:p>
       <w:pPr>
         <w:spacing w:after="120"/>
+        <w:rPr>
+          <w:lang w:val="en-US"/>
+        </w:rPr>
       </w:pPr>
       <w:r>
         <w:rPr>
@@ -847,6 +859,83 @@
         <w:rPr>
           <w:b/>
           <w:bCs/>
+          <w:lang w:val="en-US"/>
+        </w:rPr>
+        <w:t>MTS</w:t>
+      </w:r>
+      <w:r>
+        <w:rPr>
+          <w:b/>
+          <w:bCs/>
+        </w:rPr>
+        <w:t xml:space="preserve"> </w:t>
+      </w:r>
+      <w:r>
+        <w:rPr>
+          <w:b/>
+          <w:bCs/>
+          <w:lang w:val="en-US"/>
+        </w:rPr>
+        <w:t>True</w:t>
+      </w:r>
+      <w:r>
+        <w:rPr>
+          <w:b/>
+          <w:bCs/>
+        </w:rPr>
+        <w:t xml:space="preserve"> </w:t>
+      </w:r>
+      <w:r>
+        <w:rPr>
+          <w:b/>
+          <w:bCs/>
+          <w:lang w:val="en-US"/>
+        </w:rPr>
+        <w:t>Tech</w:t>
+      </w:r>
+      <w:r>
+        <w:rPr>
+          <w:b/>
+          <w:bCs/>
+        </w:rPr>
+        <w:t xml:space="preserve"> </w:t>
+      </w:r>
+      <w:r>
+        <w:rPr>
+          <w:b/>
+          <w:bCs/>
+          <w:lang w:val="en-US"/>
+        </w:rPr>
+        <w:t>Champ</w:t>
+      </w:r>
+      <w:r>
+        <w:rPr>
+          <w:b/>
+          <w:bCs/>
+        </w:rPr>
+        <w:t xml:space="preserve"> 2025 </w:t>
+      </w:r>
+      <w:r>
+        <w:t xml:space="preserve">– </w:t>
+      </w:r>
+      <w:r>
+        <w:t>Программирование</w:t>
+      </w:r>
+      <w:r>
+        <w:t xml:space="preserve"> </w:t>
+      </w:r>
+      <w:r>
+        <w:t>робота для автоматического прохождения лабиринта</w:t>
+      </w:r>
+    </w:p>
+    <w:p>
+      <w:pPr>
+        <w:spacing w:after="120"/>
+      </w:pPr>
+      <w:r>
+        <w:rPr>
+          <w:b/>
+          <w:bCs/>
         </w:rPr>
         <w:t xml:space="preserve">Хакатон от </w:t>
       </w:r>
@@ -898,7 +987,10 @@
         <w:t xml:space="preserve"> </w:t>
       </w:r>
       <w:r>
-        <w:t xml:space="preserve">создание чат-бота для мессенджера </w:t>
+        <w:t>С</w:t>
+      </w:r>
+      <w:r>
+        <w:t xml:space="preserve">оздание чат-бота для мессенджера </w:t>
       </w:r>
       <w:r>
         <w:rPr>
@@ -4019,10 +4111,12 @@
     <w:rsidRoot w:val="008F4A72"/>
     <w:rsid w:val="001061C5"/>
     <w:rsid w:val="00107FF7"/>
+    <w:rsid w:val="00121021"/>
     <w:rsid w:val="001C446D"/>
     <w:rsid w:val="00550DA2"/>
     <w:rsid w:val="00746992"/>
     <w:rsid w:val="008F4A72"/>
+    <w:rsid w:val="00925EC0"/>
     <w:rsid w:val="009272FD"/>
     <w:rsid w:val="00A70946"/>
     <w:rsid w:val="00E42CDD"/>

--- a/Резюме-Полуянов.docx
+++ b/Резюме-Полуянов.docx
@@ -120,7 +120,14 @@
             <w:rStyle w:val="af2"/>
             <w:lang w:val="en-US"/>
           </w:rPr>
-          <w:t>github</w:t>
+          <w:t>githu</w:t>
+        </w:r>
+        <w:r>
+          <w:rPr>
+            <w:rStyle w:val="af2"/>
+            <w:lang w:val="en-US"/>
+          </w:rPr>
+          <w:t>b</w:t>
         </w:r>
         <w:proofErr w:type="spellEnd"/>
         <w:r>
@@ -203,10 +210,15 @@
     </w:p>
     <w:p>
       <w:r>
-        <w:t>П</w:t>
-      </w:r>
-      <w:r>
-        <w:t>олучить практический опыт, развить профессиональные навыки и внести вклад в реальные проекты, чтобы стать ценным специалистом в индустрии.</w:t>
+        <w:rPr>
+          <w:b/>
+          <w:bCs/>
+        </w:rPr>
+        <w:t>Junior / Intern Backend-разработчик.</w:t>
+      </w:r>
+      <w:r>
+        <w:br/>
+        <w:t>Интересуюсь разработкой микросервисов и backend-систем на Go. Хочу развиваться в промышленной разработке, участвовать в реальных проектах и работать с production-кодом.</w:t>
       </w:r>
     </w:p>
     <w:sdt>
@@ -291,9 +303,9 @@
           <w:bCs/>
           <w:sz w:val="24"/>
           <w:szCs w:val="24"/>
-        </w:rPr>
-      </w:pPr>
-      <w:proofErr w:type="spellStart"/>
+          <w:lang w:val="en-US"/>
+        </w:rPr>
+      </w:pPr>
       <w:r>
         <w:rPr>
           <w:b/>
@@ -302,17 +314,7 @@
           <w:szCs w:val="24"/>
           <w:lang w:val="en-US"/>
         </w:rPr>
-        <w:t>GoLang</w:t>
-      </w:r>
-      <w:proofErr w:type="spellEnd"/>
-      <w:r>
-        <w:rPr>
-          <w:b/>
-          <w:bCs/>
-          <w:sz w:val="24"/>
-          <w:szCs w:val="24"/>
-        </w:rPr>
-        <w:t xml:space="preserve">, </w:t>
+        <w:t>Golang</w:t>
       </w:r>
       <w:r>
         <w:rPr>
@@ -322,15 +324,6 @@
           <w:szCs w:val="24"/>
           <w:lang w:val="en-US"/>
         </w:rPr>
-        <w:t>Python</w:t>
-      </w:r>
-      <w:r>
-        <w:rPr>
-          <w:b/>
-          <w:bCs/>
-          <w:sz w:val="24"/>
-          <w:szCs w:val="24"/>
-        </w:rPr>
         <w:t xml:space="preserve">, </w:t>
       </w:r>
       <w:r>
@@ -341,26 +334,8 @@
           <w:szCs w:val="24"/>
           <w:lang w:val="en-US"/>
         </w:rPr>
-        <w:t>Java</w:t>
-      </w:r>
-    </w:p>
-    <w:p>
-      <w:pPr>
-        <w:pStyle w:val="1"/>
-      </w:pPr>
-      <w:r>
-        <w:t>Применяемые технологии</w:t>
-      </w:r>
-    </w:p>
-    <w:p>
-      <w:pPr>
-        <w:rPr>
-          <w:b/>
-          <w:bCs/>
-          <w:sz w:val="24"/>
-          <w:szCs w:val="24"/>
-        </w:rPr>
-      </w:pPr>
+        <w:t>Python</w:t>
+      </w:r>
       <w:r>
         <w:rPr>
           <w:b/>
@@ -369,15 +344,6 @@
           <w:szCs w:val="24"/>
           <w:lang w:val="en-US"/>
         </w:rPr>
-        <w:t>Git</w:t>
-      </w:r>
-      <w:r>
-        <w:rPr>
-          <w:b/>
-          <w:bCs/>
-          <w:sz w:val="24"/>
-          <w:szCs w:val="24"/>
-        </w:rPr>
         <w:t xml:space="preserve">, </w:t>
       </w:r>
       <w:r>
@@ -388,18 +354,31 @@
           <w:szCs w:val="24"/>
           <w:lang w:val="en-US"/>
         </w:rPr>
-        <w:t>Docker</w:t>
-      </w:r>
-      <w:r>
-        <w:rPr>
-          <w:b/>
-          <w:bCs/>
-          <w:sz w:val="24"/>
-          <w:szCs w:val="24"/>
-        </w:rPr>
-        <w:t xml:space="preserve">, </w:t>
-      </w:r>
-      <w:r>
+        <w:t>Java</w:t>
+      </w:r>
+    </w:p>
+    <w:p>
+      <w:pPr>
+        <w:pStyle w:val="1"/>
+        <w:rPr>
+          <w:lang w:val="en-US"/>
+        </w:rPr>
+      </w:pPr>
+      <w:r>
+        <w:t>Применяемые</w:t>
+      </w:r>
+      <w:r>
+        <w:rPr>
+          <w:lang w:val="en-US"/>
+        </w:rPr>
+        <w:t xml:space="preserve"> </w:t>
+      </w:r>
+      <w:r>
+        <w:t>технологии</w:t>
+      </w:r>
+    </w:p>
+    <w:p>
+      <w:pPr>
         <w:rPr>
           <w:b/>
           <w:bCs/>
@@ -407,6 +386,55 @@
           <w:szCs w:val="24"/>
           <w:lang w:val="en-US"/>
         </w:rPr>
+      </w:pPr>
+      <w:r>
+        <w:rPr>
+          <w:b/>
+          <w:bCs/>
+          <w:sz w:val="24"/>
+          <w:szCs w:val="24"/>
+          <w:lang w:val="en-US"/>
+        </w:rPr>
+        <w:t>Git</w:t>
+      </w:r>
+      <w:r>
+        <w:rPr>
+          <w:b/>
+          <w:bCs/>
+          <w:sz w:val="24"/>
+          <w:szCs w:val="24"/>
+          <w:lang w:val="en-US"/>
+        </w:rPr>
+        <w:t xml:space="preserve">, </w:t>
+      </w:r>
+      <w:r>
+        <w:rPr>
+          <w:b/>
+          <w:bCs/>
+          <w:sz w:val="24"/>
+          <w:szCs w:val="24"/>
+          <w:lang w:val="en-US"/>
+        </w:rPr>
+        <w:t>Docker</w:t>
+      </w:r>
+      <w:r>
+        <w:rPr>
+          <w:b/>
+          <w:bCs/>
+          <w:sz w:val="24"/>
+          <w:szCs w:val="24"/>
+          <w:lang w:val="en-US"/>
+        </w:rPr>
+        <w:t xml:space="preserve">, </w:t>
+      </w:r>
+      <w:r>
+        <w:rPr>
+          <w:b/>
+          <w:bCs/>
+          <w:sz w:val="24"/>
+          <w:szCs w:val="24"/>
+          <w:lang w:val="en-US"/>
+        </w:rPr>
         <w:t>PostgreSQL</w:t>
       </w:r>
     </w:p>
@@ -676,14 +704,18 @@
       <w:r>
         <w:t xml:space="preserve">Добавление функционала во внутреннего </w:t>
       </w:r>
-      <w:proofErr w:type="spellStart"/>
       <w:r>
         <w:rPr>
           <w:lang w:val="en-US"/>
         </w:rPr>
-        <w:t>Tg</w:t>
-      </w:r>
-      <w:proofErr w:type="spellEnd"/>
+        <w:t>t</w:t>
+      </w:r>
+      <w:r>
+        <w:rPr>
+          <w:lang w:val="en-US"/>
+        </w:rPr>
+        <w:t>g</w:t>
+      </w:r>
       <w:r>
         <w:t>-</w:t>
       </w:r>
@@ -750,6 +782,9 @@
     <w:p>
       <w:pPr>
         <w:pStyle w:val="1"/>
+        <w:rPr>
+          <w:lang w:val="en-US"/>
+        </w:rPr>
       </w:pPr>
       <w:r>
         <w:t>Хакатоны</w:t>
@@ -818,9 +853,6 @@
     <w:p>
       <w:pPr>
         <w:spacing w:after="120"/>
-        <w:rPr>
-          <w:lang w:val="en-US"/>
-        </w:rPr>
       </w:pPr>
       <w:r>
         <w:rPr>
@@ -931,6 +963,9 @@
     <w:p>
       <w:pPr>
         <w:spacing w:after="120"/>
+        <w:rPr>
+          <w:lang w:val="en-US"/>
+        </w:rPr>
       </w:pPr>
       <w:r>
         <w:rPr>
@@ -997,6 +1032,109 @@
           <w:lang w:val="en-US"/>
         </w:rPr>
         <w:t>MAX</w:t>
+      </w:r>
+    </w:p>
+    <w:p>
+      <w:pPr>
+        <w:spacing w:after="120"/>
+      </w:pPr>
+      <w:r>
+        <w:rPr>
+          <w:b/>
+          <w:bCs/>
+          <w:lang w:val="en-US"/>
+        </w:rPr>
+        <w:t>DANO</w:t>
+      </w:r>
+      <w:r>
+        <w:rPr>
+          <w:b/>
+          <w:bCs/>
+        </w:rPr>
+        <w:t xml:space="preserve"> </w:t>
+      </w:r>
+      <w:r>
+        <w:t xml:space="preserve">– </w:t>
+      </w:r>
+      <w:r>
+        <w:t>Исследовательский проект по анализу данных</w:t>
+      </w:r>
+    </w:p>
+    <w:p>
+      <w:pPr>
+        <w:spacing w:after="120"/>
+      </w:pPr>
+      <w:r>
+        <w:rPr>
+          <w:b/>
+          <w:bCs/>
+          <w:lang w:val="en-US"/>
+        </w:rPr>
+        <w:t>MTS</w:t>
+      </w:r>
+      <w:r>
+        <w:rPr>
+          <w:b/>
+          <w:bCs/>
+        </w:rPr>
+        <w:t xml:space="preserve"> </w:t>
+      </w:r>
+      <w:r>
+        <w:rPr>
+          <w:b/>
+          <w:bCs/>
+          <w:lang w:val="en-US"/>
+        </w:rPr>
+        <w:t>True</w:t>
+      </w:r>
+      <w:r>
+        <w:rPr>
+          <w:b/>
+          <w:bCs/>
+        </w:rPr>
+        <w:t xml:space="preserve"> </w:t>
+      </w:r>
+      <w:r>
+        <w:rPr>
+          <w:b/>
+          <w:bCs/>
+          <w:lang w:val="en-US"/>
+        </w:rPr>
+        <w:t>Tech</w:t>
+      </w:r>
+      <w:r>
+        <w:rPr>
+          <w:b/>
+          <w:bCs/>
+        </w:rPr>
+        <w:t xml:space="preserve"> </w:t>
+      </w:r>
+      <w:r>
+        <w:rPr>
+          <w:b/>
+          <w:bCs/>
+          <w:lang w:val="en-US"/>
+        </w:rPr>
+        <w:t>Champ</w:t>
+      </w:r>
+      <w:r>
+        <w:rPr>
+          <w:b/>
+          <w:bCs/>
+        </w:rPr>
+        <w:t xml:space="preserve"> 2023 </w:t>
+      </w:r>
+      <w:r>
+        <w:t xml:space="preserve">– </w:t>
+      </w:r>
+      <w:r>
+        <w:t>Алгоритмическое</w:t>
+      </w:r>
+      <w:r>
+        <w:t xml:space="preserve"> </w:t>
+      </w:r>
+      <w:r>
+        <w:t>соревнование</w:t>
       </w:r>
     </w:p>
     <w:sectPr>
@@ -3219,7 +3357,6 @@
   <w:style w:type="character" w:default="1" w:styleId="a2">
     <w:name w:val="Default Paragraph Font"/>
     <w:uiPriority w:val="1"/>
-    <w:semiHidden/>
     <w:unhideWhenUsed/>
   </w:style>
   <w:style w:type="table" w:default="1" w:styleId="a3">
@@ -4030,7 +4167,7 @@
   </w:font>
   <w:font w:name="Times New Roman">
     <w:panose1 w:val="02020603050405020304"/>
-    <w:charset w:val="CC"/>
+    <w:charset w:val="00"/>
     <w:family w:val="roman"/>
     <w:pitch w:val="variable"/>
     <w:sig w:usb0="E0002EFF" w:usb1="C000785B" w:usb2="00000009" w:usb3="00000000" w:csb0="000001FF" w:csb1="00000000"/>
@@ -4114,10 +4251,12 @@
     <w:rsid w:val="00121021"/>
     <w:rsid w:val="001C446D"/>
     <w:rsid w:val="00550DA2"/>
+    <w:rsid w:val="006749E1"/>
     <w:rsid w:val="00746992"/>
     <w:rsid w:val="008F4A72"/>
     <w:rsid w:val="00925EC0"/>
     <w:rsid w:val="009272FD"/>
+    <w:rsid w:val="009C3780"/>
     <w:rsid w:val="00A70946"/>
     <w:rsid w:val="00E42CDD"/>
     <w:rsid w:val="00E87EF4"/>

--- a/Резюме-Полуянов.docx
+++ b/Резюме-Полуянов.docx
@@ -120,14 +120,7 @@
             <w:rStyle w:val="af2"/>
             <w:lang w:val="en-US"/>
           </w:rPr>
-          <w:t>githu</w:t>
-        </w:r>
-        <w:r>
-          <w:rPr>
-            <w:rStyle w:val="af2"/>
-            <w:lang w:val="en-US"/>
-          </w:rPr>
-          <w:t>b</w:t>
+          <w:t>github</w:t>
         </w:r>
         <w:proofErr w:type="spellEnd"/>
         <w:r>
@@ -163,6 +156,9 @@
     <w:p>
       <w:pPr>
         <w:spacing w:after="120"/>
+        <w:rPr>
+          <w:lang w:val="en-US"/>
+        </w:rPr>
       </w:pPr>
       <w:r>
         <w:rPr>
@@ -171,20 +167,24 @@
         <w:t>Telegram</w:t>
       </w:r>
       <w:r>
+        <w:rPr>
+          <w:lang w:val="en-US"/>
+        </w:rPr>
         <w:t>: @</w:t>
       </w:r>
-      <w:proofErr w:type="spellStart"/>
       <w:r>
         <w:rPr>
           <w:lang w:val="en-US"/>
         </w:rPr>
         <w:t>PoluyanbIch</w:t>
       </w:r>
-      <w:proofErr w:type="spellEnd"/>
     </w:p>
     <w:p>
       <w:pPr>
         <w:pStyle w:val="1"/>
+        <w:rPr>
+          <w:lang w:val="en-US"/>
+        </w:rPr>
       </w:pPr>
       <w:sdt>
         <w:sdtPr>
@@ -213,12 +213,49 @@
         <w:rPr>
           <w:b/>
           <w:bCs/>
-        </w:rPr>
-        <w:t>Junior / Intern Backend-разработчик.</w:t>
-      </w:r>
-      <w:r>
+          <w:lang w:val="en-US"/>
+        </w:rPr>
+        <w:t>Junior / Intern Backend-</w:t>
+      </w:r>
+      <w:r>
+        <w:rPr>
+          <w:b/>
+          <w:bCs/>
+        </w:rPr>
+        <w:t>разработчик</w:t>
+      </w:r>
+      <w:r>
+        <w:rPr>
+          <w:b/>
+          <w:bCs/>
+          <w:lang w:val="en-US"/>
+        </w:rPr>
+        <w:t>.</w:t>
+      </w:r>
+      <w:r>
+        <w:rPr>
+          <w:lang w:val="en-US"/>
+        </w:rPr>
         <w:br/>
-        <w:t>Интересуюсь разработкой микросервисов и backend-систем на Go. Хочу развиваться в промышленной разработке, участвовать в реальных проектах и работать с production-кодом.</w:t>
+      </w:r>
+      <w:r>
+        <w:t xml:space="preserve">Интересуюсь разработкой микросервисов и </w:t>
+      </w:r>
+      <w:proofErr w:type="spellStart"/>
+      <w:r>
+        <w:t>backend</w:t>
+      </w:r>
+      <w:proofErr w:type="spellEnd"/>
+      <w:r>
+        <w:t xml:space="preserve">-систем на Go. Хочу развиваться в промышленной разработке, участвовать в реальных проектах и работать с </w:t>
+      </w:r>
+      <w:proofErr w:type="spellStart"/>
+      <w:r>
+        <w:t>production</w:t>
+      </w:r>
+      <w:proofErr w:type="spellEnd"/>
+      <w:r>
+        <w:t>-кодом.</w:t>
       </w:r>
     </w:p>
     <w:sdt>
@@ -303,7 +340,6 @@
           <w:bCs/>
           <w:sz w:val="24"/>
           <w:szCs w:val="24"/>
-          <w:lang w:val="en-US"/>
         </w:rPr>
       </w:pPr>
       <w:r>
@@ -322,7 +358,6 @@
           <w:bCs/>
           <w:sz w:val="24"/>
           <w:szCs w:val="24"/>
-          <w:lang w:val="en-US"/>
         </w:rPr>
         <w:t xml:space="preserve">, </w:t>
       </w:r>
@@ -342,7 +377,6 @@
           <w:bCs/>
           <w:sz w:val="24"/>
           <w:szCs w:val="24"/>
-          <w:lang w:val="en-US"/>
         </w:rPr>
         <w:t xml:space="preserve">, </w:t>
       </w:r>
@@ -360,17 +394,11 @@
     <w:p>
       <w:pPr>
         <w:pStyle w:val="1"/>
-        <w:rPr>
-          <w:lang w:val="en-US"/>
-        </w:rPr>
       </w:pPr>
       <w:r>
         <w:t>Применяемые</w:t>
       </w:r>
       <w:r>
-        <w:rPr>
-          <w:lang w:val="en-US"/>
-        </w:rPr>
         <w:t xml:space="preserve"> </w:t>
       </w:r>
       <w:r>
@@ -435,7 +463,317 @@
           <w:szCs w:val="24"/>
           <w:lang w:val="en-US"/>
         </w:rPr>
+        <w:t>docker</w:t>
+      </w:r>
+      <w:r>
+        <w:rPr>
+          <w:b/>
+          <w:bCs/>
+          <w:sz w:val="24"/>
+          <w:szCs w:val="24"/>
+          <w:lang w:val="en-US"/>
+        </w:rPr>
+        <w:t>-</w:t>
+      </w:r>
+      <w:r>
+        <w:rPr>
+          <w:b/>
+          <w:bCs/>
+          <w:sz w:val="24"/>
+          <w:szCs w:val="24"/>
+          <w:lang w:val="en-US"/>
+        </w:rPr>
+        <w:t>compose</w:t>
+      </w:r>
+      <w:r>
+        <w:rPr>
+          <w:b/>
+          <w:bCs/>
+          <w:sz w:val="24"/>
+          <w:szCs w:val="24"/>
+          <w:lang w:val="en-US"/>
+        </w:rPr>
+        <w:t xml:space="preserve">, </w:t>
+      </w:r>
+      <w:r>
+        <w:rPr>
+          <w:b/>
+          <w:bCs/>
+          <w:sz w:val="24"/>
+          <w:szCs w:val="24"/>
+          <w:lang w:val="en-US"/>
+        </w:rPr>
         <w:t>PostgreSQL</w:t>
+      </w:r>
+      <w:r>
+        <w:rPr>
+          <w:b/>
+          <w:bCs/>
+          <w:sz w:val="24"/>
+          <w:szCs w:val="24"/>
+          <w:lang w:val="en-US"/>
+        </w:rPr>
+        <w:t xml:space="preserve">, </w:t>
+      </w:r>
+      <w:r>
+        <w:rPr>
+          <w:b/>
+          <w:bCs/>
+          <w:sz w:val="24"/>
+          <w:szCs w:val="24"/>
+          <w:lang w:val="en-US"/>
+        </w:rPr>
+        <w:t xml:space="preserve">Kafka, </w:t>
+      </w:r>
+      <w:r>
+        <w:rPr>
+          <w:b/>
+          <w:bCs/>
+          <w:sz w:val="24"/>
+          <w:szCs w:val="24"/>
+          <w:lang w:val="en-US"/>
+        </w:rPr>
+        <w:t>NATS</w:t>
+      </w:r>
+      <w:r>
+        <w:rPr>
+          <w:b/>
+          <w:bCs/>
+          <w:sz w:val="24"/>
+          <w:szCs w:val="24"/>
+          <w:lang w:val="en-US"/>
+        </w:rPr>
+        <w:t xml:space="preserve">, </w:t>
+      </w:r>
+      <w:r>
+        <w:rPr>
+          <w:b/>
+          <w:bCs/>
+          <w:sz w:val="24"/>
+          <w:szCs w:val="24"/>
+          <w:lang w:val="en-US"/>
+        </w:rPr>
+        <w:t>MongoDB</w:t>
+      </w:r>
+      <w:r>
+        <w:rPr>
+          <w:b/>
+          <w:bCs/>
+          <w:sz w:val="24"/>
+          <w:szCs w:val="24"/>
+          <w:lang w:val="en-US"/>
+        </w:rPr>
+        <w:t xml:space="preserve">, </w:t>
+      </w:r>
+      <w:r>
+        <w:rPr>
+          <w:b/>
+          <w:bCs/>
+          <w:sz w:val="24"/>
+          <w:szCs w:val="24"/>
+          <w:lang w:val="en-US"/>
+        </w:rPr>
+        <w:t>Redis</w:t>
+      </w:r>
+      <w:r>
+        <w:rPr>
+          <w:b/>
+          <w:bCs/>
+          <w:sz w:val="24"/>
+          <w:szCs w:val="24"/>
+          <w:lang w:val="en-US"/>
+        </w:rPr>
+        <w:t xml:space="preserve">, </w:t>
+      </w:r>
+      <w:r>
+        <w:rPr>
+          <w:b/>
+          <w:bCs/>
+          <w:sz w:val="24"/>
+          <w:szCs w:val="24"/>
+          <w:lang w:val="en-US"/>
+        </w:rPr>
+        <w:t>REST</w:t>
+      </w:r>
+      <w:r>
+        <w:rPr>
+          <w:b/>
+          <w:bCs/>
+          <w:sz w:val="24"/>
+          <w:szCs w:val="24"/>
+          <w:lang w:val="en-US"/>
+        </w:rPr>
+        <w:t xml:space="preserve"> </w:t>
+      </w:r>
+      <w:r>
+        <w:rPr>
+          <w:b/>
+          <w:bCs/>
+          <w:sz w:val="24"/>
+          <w:szCs w:val="24"/>
+          <w:lang w:val="en-US"/>
+        </w:rPr>
+        <w:t>API</w:t>
+      </w:r>
+      <w:r>
+        <w:rPr>
+          <w:b/>
+          <w:bCs/>
+          <w:sz w:val="24"/>
+          <w:szCs w:val="24"/>
+          <w:lang w:val="en-US"/>
+        </w:rPr>
+        <w:t xml:space="preserve">, </w:t>
+      </w:r>
+      <w:proofErr w:type="spellStart"/>
+      <w:r>
+        <w:rPr>
+          <w:b/>
+          <w:bCs/>
+          <w:sz w:val="24"/>
+          <w:szCs w:val="24"/>
+          <w:lang w:val="en-US"/>
+        </w:rPr>
+        <w:t>gRPC</w:t>
+      </w:r>
+      <w:proofErr w:type="spellEnd"/>
+      <w:r>
+        <w:rPr>
+          <w:b/>
+          <w:bCs/>
+          <w:sz w:val="24"/>
+          <w:szCs w:val="24"/>
+          <w:lang w:val="en-US"/>
+        </w:rPr>
+        <w:t xml:space="preserve">, </w:t>
+      </w:r>
+      <w:r>
+        <w:rPr>
+          <w:b/>
+          <w:bCs/>
+          <w:sz w:val="24"/>
+          <w:szCs w:val="24"/>
+          <w:lang w:val="en-US"/>
+        </w:rPr>
+        <w:t>JWT</w:t>
+      </w:r>
+      <w:r>
+        <w:rPr>
+          <w:b/>
+          <w:bCs/>
+          <w:sz w:val="24"/>
+          <w:szCs w:val="24"/>
+          <w:lang w:val="en-US"/>
+        </w:rPr>
+        <w:t>-</w:t>
+      </w:r>
+      <w:r>
+        <w:rPr>
+          <w:b/>
+          <w:bCs/>
+          <w:sz w:val="24"/>
+          <w:szCs w:val="24"/>
+        </w:rPr>
+        <w:t>аутентификация</w:t>
+      </w:r>
+      <w:r>
+        <w:rPr>
+          <w:b/>
+          <w:bCs/>
+          <w:sz w:val="24"/>
+          <w:szCs w:val="24"/>
+          <w:lang w:val="en-US"/>
+        </w:rPr>
+        <w:t xml:space="preserve">, </w:t>
+      </w:r>
+      <w:r>
+        <w:rPr>
+          <w:b/>
+          <w:bCs/>
+          <w:sz w:val="24"/>
+          <w:szCs w:val="24"/>
+          <w:lang w:val="en-US"/>
+        </w:rPr>
+        <w:t>Unit</w:t>
+      </w:r>
+      <w:r>
+        <w:rPr>
+          <w:b/>
+          <w:bCs/>
+          <w:sz w:val="24"/>
+          <w:szCs w:val="24"/>
+          <w:lang w:val="en-US"/>
+        </w:rPr>
+        <w:t>-</w:t>
+      </w:r>
+      <w:r>
+        <w:rPr>
+          <w:b/>
+          <w:bCs/>
+          <w:sz w:val="24"/>
+          <w:szCs w:val="24"/>
+        </w:rPr>
+        <w:t>тестирование</w:t>
+      </w:r>
+      <w:r>
+        <w:rPr>
+          <w:b/>
+          <w:bCs/>
+          <w:sz w:val="24"/>
+          <w:szCs w:val="24"/>
+          <w:lang w:val="en-US"/>
+        </w:rPr>
+        <w:t xml:space="preserve">, </w:t>
+      </w:r>
+      <w:r>
+        <w:rPr>
+          <w:b/>
+          <w:bCs/>
+          <w:sz w:val="24"/>
+          <w:szCs w:val="24"/>
+          <w:lang w:val="en-US"/>
+        </w:rPr>
+        <w:t>Grafana</w:t>
+      </w:r>
+      <w:r>
+        <w:rPr>
+          <w:b/>
+          <w:bCs/>
+          <w:sz w:val="24"/>
+          <w:szCs w:val="24"/>
+          <w:lang w:val="en-US"/>
+        </w:rPr>
+        <w:t xml:space="preserve">, </w:t>
+      </w:r>
+      <w:r>
+        <w:rPr>
+          <w:b/>
+          <w:bCs/>
+          <w:sz w:val="24"/>
+          <w:szCs w:val="24"/>
+          <w:lang w:val="en-US"/>
+        </w:rPr>
+        <w:t>Kibana</w:t>
+      </w:r>
+      <w:r>
+        <w:rPr>
+          <w:b/>
+          <w:bCs/>
+          <w:sz w:val="24"/>
+          <w:szCs w:val="24"/>
+          <w:lang w:val="en-US"/>
+        </w:rPr>
+        <w:t xml:space="preserve">, </w:t>
+      </w:r>
+      <w:r>
+        <w:rPr>
+          <w:b/>
+          <w:bCs/>
+          <w:sz w:val="24"/>
+          <w:szCs w:val="24"/>
+          <w:lang w:val="en-US"/>
+        </w:rPr>
+        <w:t>Prometheus</w:t>
       </w:r>
     </w:p>
     <w:p>
@@ -704,6 +1042,7 @@
       <w:r>
         <w:t xml:space="preserve">Добавление функционала во внутреннего </w:t>
       </w:r>
+      <w:proofErr w:type="spellStart"/>
       <w:r>
         <w:rPr>
           <w:lang w:val="en-US"/>
@@ -716,6 +1055,7 @@
         </w:rPr>
         <w:t>g</w:t>
       </w:r>
+      <w:proofErr w:type="spellEnd"/>
       <w:r>
         <w:t>-</w:t>
       </w:r>
@@ -782,9 +1122,6 @@
     <w:p>
       <w:pPr>
         <w:pStyle w:val="1"/>
-        <w:rPr>
-          <w:lang w:val="en-US"/>
-        </w:rPr>
       </w:pPr>
       <w:r>
         <w:t>Хакатоны</w:t>
@@ -963,9 +1300,6 @@
     <w:p>
       <w:pPr>
         <w:spacing w:after="120"/>
-        <w:rPr>
-          <w:lang w:val="en-US"/>
-        </w:rPr>
       </w:pPr>
       <w:r>
         <w:rPr>
@@ -3357,6 +3691,7 @@
   <w:style w:type="character" w:default="1" w:styleId="a2">
     <w:name w:val="Default Paragraph Font"/>
     <w:uiPriority w:val="1"/>
+    <w:semiHidden/>
     <w:unhideWhenUsed/>
   </w:style>
   <w:style w:type="table" w:default="1" w:styleId="a3">
@@ -4246,6 +4581,7 @@
   </w:compat>
   <w:rsids>
     <w:rsidRoot w:val="008F4A72"/>
+    <w:rsid w:val="00080367"/>
     <w:rsid w:val="001061C5"/>
     <w:rsid w:val="00107FF7"/>
     <w:rsid w:val="00121021"/>
@@ -4253,12 +4589,17 @@
     <w:rsid w:val="00550DA2"/>
     <w:rsid w:val="006749E1"/>
     <w:rsid w:val="00746992"/>
+    <w:rsid w:val="00831D5F"/>
     <w:rsid w:val="008F4A72"/>
     <w:rsid w:val="00925EC0"/>
     <w:rsid w:val="009272FD"/>
+    <w:rsid w:val="0099443C"/>
     <w:rsid w:val="009C3780"/>
     <w:rsid w:val="00A70946"/>
+    <w:rsid w:val="00A73E06"/>
+    <w:rsid w:val="00D63224"/>
     <w:rsid w:val="00E42CDD"/>
+    <w:rsid w:val="00E739F1"/>
     <w:rsid w:val="00E87EF4"/>
     <w:rsid w:val="00F52ACF"/>
   </w:rsids>
